--- a/WIP/CEP-bio.docx
+++ b/WIP/CEP-bio.docx
@@ -1,6 +1,6 @@
 
 <file path=word/document.xml><?xml version="1.0" encoding="utf-8"?>
-<w:document xmlns:o="urn:schemas-microsoft-com:office:office" xmlns:r="http://schemas.openxmlformats.org/officeDocument/2006/relationships" xmlns:v="urn:schemas-microsoft-com:vml" xmlns:w="http://schemas.openxmlformats.org/wordprocessingml/2006/main" xmlns:w10="urn:schemas-microsoft-com:office:word" xmlns:wp="http://schemas.openxmlformats.org/drawingml/2006/wordprocessingDrawing" xmlns:wps="http://schemas.microsoft.com/office/word/2010/wordprocessingShape" xmlns:wpg="http://schemas.microsoft.com/office/word/2010/wordprocessingGroup" xmlns:mc="http://schemas.openxmlformats.org/markup-compatibility/2006" xmlns:wp14="http://schemas.microsoft.com/office/word/2010/wordprocessingDrawing" xmlns:w14="http://schemas.microsoft.com/office/word/2010/wordml" xmlns:w15="http://schemas.microsoft.com/office/word/2012/wordml" mc:Ignorable="w14 wp14 w15">
+<w:document xmlns:o="urn:schemas-microsoft-com:office:office" xmlns:r="http://schemas.openxmlformats.org/officeDocument/2006/relationships" xmlns:v="urn:schemas-microsoft-com:vml" xmlns:w="http://schemas.openxmlformats.org/wordprocessingml/2006/main" xmlns:w10="urn:schemas-microsoft-com:office:word" xmlns:wp="http://schemas.openxmlformats.org/drawingml/2006/wordprocessingDrawing" xmlns:pic="http://schemas.openxmlformats.org/drawingml/2006/picture" xmlns:wps="http://schemas.microsoft.com/office/word/2010/wordprocessingShape" xmlns:wpg="http://schemas.microsoft.com/office/word/2010/wordprocessingGroup" xmlns:mc="http://schemas.openxmlformats.org/markup-compatibility/2006" xmlns:wp14="http://schemas.microsoft.com/office/word/2010/wordprocessingDrawing" xmlns:w14="http://schemas.microsoft.com/office/word/2010/wordml" xmlns:w15="http://schemas.microsoft.com/office/word/2012/wordml" mc:Ignorable="w14 wp14 w15">
   <w:body>
     <w:p>
       <w:pPr>
@@ -10,7 +10,7 @@
           <w:numId w:val="1"/>
         </w:numPr>
         <w:spacing w:before="240" w:after="120"/>
-        <w:ind w:hanging="0" w:start="0"/>
+        <w:ind w:hanging="0" w:left="0"/>
         <w:rPr/>
       </w:pPr>
       <w:r>
@@ -53,7 +53,6 @@
         <w:pStyle w:val="Normal"/>
         <w:rPr>
           <w:rFonts w:ascii="Liberation Sans Narrow" w:hAnsi="Liberation Sans Narrow"/>
-          <w:i/>
           <w:i/>
           <w:iCs/>
           <w:sz w:val="22"/>
@@ -86,7 +85,6 @@
         <w:rPr>
           <w:rFonts w:ascii="Liberation Serif" w:hAnsi="Liberation Serif"/>
           <w:i/>
-          <w:i/>
           <w:iCs/>
           <w:sz w:val="22"/>
           <w:szCs w:val="22"/>
@@ -108,7 +106,6 @@
         <w:rPr>
           <w:rFonts w:ascii="Liberation Serif" w:hAnsi="Liberation Serif"/>
           <w:i/>
-          <w:i/>
           <w:iCs/>
         </w:rPr>
       </w:pPr>
@@ -153,7 +150,6 @@
       <w:pPr>
         <w:pStyle w:val="Normal"/>
         <w:rPr>
-          <w:i/>
           <w:i/>
           <w:iCs/>
           <w:sz w:val="20"/>
@@ -174,7 +170,6 @@
       <w:pPr>
         <w:pStyle w:val="Normal"/>
         <w:rPr>
-          <w:i/>
           <w:i/>
           <w:iCs/>
           <w:sz w:val="20"/>
@@ -519,7 +514,26 @@
       </w:r>
       <w:r>
         <w:rPr/>
-        <w:t>”  Striking or not, I have not so far been able to trace these articles.  Pascoe’s own somewhat different account of his transatlantic connexions appear in a document he wrote for the Royal Literary Fund in 1906, at which time he claimed “</w:t>
+        <w:t xml:space="preserve">” </w:t>
+      </w:r>
+    </w:p>
+    <w:p>
+      <w:pPr>
+        <w:pStyle w:val="Normal"/>
+        <w:rPr/>
+      </w:pPr>
+      <w:r>
+        <w:rPr/>
+      </w:r>
+    </w:p>
+    <w:p>
+      <w:pPr>
+        <w:pStyle w:val="Normal"/>
+        <w:rPr/>
+      </w:pPr>
+      <w:r>
+        <w:rPr/>
+        <w:t>Pascoe’s own somewhat different account of his transatlantic connexion appears in a document he wrote for the Royal Literary Fund in 1906, at which time he claimed “</w:t>
       </w:r>
       <w:r>
         <w:rPr>
@@ -555,7 +569,7 @@
       </w:r>
       <w:r>
         <w:rPr/>
-        <w:t>It is clear that between 1870 and 1873 Pascoe established himself in the little community of Bostonian journalists. His appointment as “foreign correspondent” for the Boston Globe not only gave him an entree to that society, but also enabled him to continue the connexion when he returned to England in 1874. He is mentioned as being amongt the founder members of a celebrated Boston dining club called the Papyrus Club: indeed, according to J.J. Rouche’s 1891 memoir</w:t>
+        <w:t>It is clear that between 1870 and 1873 Pascoe established himself in the little community of Bostonian journalists. His appointment as “foreign correspondent” for the Boston Globe not only gave him an entree to that society, but also enabled him to continue the connexion when he returned to England in 1874. He is mentioned as being amongst the founder members of a celebrated Boston dining club called the Papyrus Club: indeed, according to J.J. Rouche’s 1891 memoir</w:t>
       </w:r>
       <w:r>
         <w:rPr>
@@ -815,7 +829,6 @@
         <w:pStyle w:val="Normal"/>
         <w:rPr>
           <w:i/>
-          <w:i/>
           <w:iCs/>
           <w:sz w:val="21"/>
           <w:szCs w:val="21"/>
@@ -962,7 +975,7 @@
           <w:sz w:val="22"/>
           <w:szCs w:val="22"/>
         </w:rPr>
-        <w:t>Mr. Pascoe has produced a litle volume a large portion of the information contained in which is obtained from official sources, and may be procured by aay one who applies for it. Still it is well to have the recent regulations concerning admisison to the Civil  Service, the navy, army, and other professions, printed in a convenient form. ...”</w:t>
+        <w:t>Mr. Pascoe has produced a little volume a large portion of the information contained in which is obtained from official sources, and may be procured by aay one who applies for it. Still it is well to have the recent regulations concerning admission to the Civil  Service, the navy, army, and other professions, printed in a convenient form. ...”</w:t>
       </w:r>
       <w:bookmarkEnd w:id="0"/>
       <w:r>
@@ -1027,7 +1040,6 @@
           <w:b/>
           <w:bCs/>
           <w:i/>
-          <w:i/>
           <w:iCs/>
           <w:sz w:val="22"/>
           <w:szCs w:val="22"/>
@@ -1139,7 +1151,6 @@
       <w:pPr>
         <w:pStyle w:val="Normal"/>
         <w:rPr>
-          <w:i/>
           <w:i/>
           <w:iCs/>
           <w:sz w:val="22"/>
@@ -1427,7 +1438,7 @@
       </w:r>
       <w:r>
         <w:rPr/>
-        <w:t>”. This is followed by a printed list of eight “Titles of Published Works” and a summary description of the work he undertook for American and English journal publishers. The application is also supported by two letters in Pascoe’s own scarcely-legible hand,  lamenting his inability to find work, which he seems to attribute largely to ill health, though he also writes “</w:t>
+        <w:t>”. This is followed by a printed list of eight “Titles of Published Works” and a summary description of the work he undertook for American and English journal publishers. The application is also supported by two letters in Pascoe’s own scarcely-legible hand,  lamenting his inability to find work, which he attributes largely to ill health, though he also writes “</w:t>
       </w:r>
       <w:r>
         <w:rPr>
@@ -1519,20 +1530,18 @@
         <w:pStyle w:val="Normal"/>
         <w:rPr>
           <w:i/>
-          <w:i/>
-        </w:rPr>
-      </w:pPr>
-      <w:r>
-        <w:rPr>
-          <w:i/>
-        </w:rPr>
-      </w:r>
-    </w:p>
-    <w:p>
-      <w:pPr>
-        <w:pStyle w:val="Normal"/>
-        <w:rPr>
-          <w:i w:val="false"/>
+        </w:rPr>
+      </w:pPr>
+      <w:r>
+        <w:rPr>
+          <w:i/>
+        </w:rPr>
+      </w:r>
+    </w:p>
+    <w:p>
+      <w:pPr>
+        <w:pStyle w:val="Normal"/>
+        <w:rPr>
           <w:i w:val="false"/>
           <w:iCs w:val="false"/>
         </w:rPr>
@@ -1542,20 +1551,28 @@
           <w:i w:val="false"/>
           <w:iCs w:val="false"/>
         </w:rPr>
-        <w:t xml:space="preserve">In 1912, Pascoe’s son Charles Corbett (described as an “Advertising Agent”) and his wife Constance presented Pascoe with his first grandchild, Jean Marion, who was baptised on June 11th. [media/pascoe1912baptism.png] </w:t>
-      </w:r>
-    </w:p>
-    <w:p>
-      <w:pPr>
-        <w:pStyle w:val="Normal"/>
-        <w:rPr>
-          <w:i/>
-          <w:i/>
-        </w:rPr>
-      </w:pPr>
-      <w:r>
-        <w:rPr>
-          <w:i/>
+        <w:t>In 1912, Pascoe’s son Charles Corbett (described as an “Advertising Agent”) and his wife Constance presented Pascoe with his first grandchild, Jean Marion, who was baptised on June 11th. Charles Corbett is also named as a contact person for Pascoe publications in the 1902 edition of</w:t>
+      </w:r>
+      <w:r>
+        <w:rPr>
+          <w:i/>
+          <w:iCs/>
+        </w:rPr>
+        <w:t xml:space="preserve"> London  of To-Day.</w:t>
+      </w:r>
+    </w:p>
+    <w:p>
+      <w:pPr>
+        <w:pStyle w:val="Normal"/>
+        <w:rPr>
+          <w:i w:val="false"/>
+          <w:iCs w:val="false"/>
+        </w:rPr>
+      </w:pPr>
+      <w:r>
+        <w:rPr>
+          <w:i w:val="false"/>
+          <w:iCs w:val="false"/>
         </w:rPr>
       </w:r>
     </w:p>
@@ -1596,7 +1613,23 @@
       </w:r>
       <w:r>
         <w:rPr/>
-        <w:t xml:space="preserve"> gives a detailed account, which constitutes the only obituary notice I have been able to find. [21]  Several other provincial papers picked up the story, and gave it a paragraph or two [22], but there does not seem to have been any formal notice in the national press, beyond the official record in the Westminster Gazette (12 Nov 1912).  Pascoe’s name seems to have disappeared from history as thoroughly as the world he inhabited. </w:t>
+        <w:t xml:space="preserve"> gives a detailed account, which constitutes the only obituary notice I have been able to find. [21]  Several other provincial papers picked up the story, and gave it a paragraph or two [22], but there does not seem to have been any formal notice in the national press, beyond the official record in the Westminster Gazette (12 Nov 1912).  Pascoe’s name seems to have disappeared from history as </w:t>
+      </w:r>
+      <w:r>
+        <w:rPr/>
+        <w:t>complete</w:t>
+      </w:r>
+      <w:r>
+        <w:rPr/>
+        <w:t xml:space="preserve">ly as the world he inhabited </w:t>
+      </w:r>
+      <w:r>
+        <w:rPr/>
+        <w:t>and described.</w:t>
+      </w:r>
+      <w:r>
+        <w:rPr/>
+        <w:t xml:space="preserve"> </w:t>
       </w:r>
     </w:p>
     <w:p>
@@ -1631,13 +1664,16 @@
 </file>
 
 <file path=word/comments.xml><?xml version="1.0" encoding="utf-8"?>
-<w:comments xmlns:o="urn:schemas-microsoft-com:office:office" xmlns:r="http://schemas.openxmlformats.org/officeDocument/2006/relationships" xmlns:v="urn:schemas-microsoft-com:vml" xmlns:w="http://schemas.openxmlformats.org/wordprocessingml/2006/main" xmlns:w10="urn:schemas-microsoft-com:office:word" xmlns:wp="http://schemas.openxmlformats.org/drawingml/2006/wordprocessingDrawing" xmlns:wps="http://schemas.microsoft.com/office/word/2010/wordprocessingShape" xmlns:wpg="http://schemas.microsoft.com/office/word/2010/wordprocessingGroup" xmlns:mc="http://schemas.openxmlformats.org/markup-compatibility/2006" xmlns:wp14="http://schemas.microsoft.com/office/word/2010/wordprocessingDrawing" xmlns:w14="http://schemas.microsoft.com/office/word/2010/wordml" xmlns:w15="http://schemas.microsoft.com/office/word/2012/wordml" mc:Ignorable="w14 wp14 w15">
+<w:comments xmlns:o="urn:schemas-microsoft-com:office:office" xmlns:r="http://schemas.openxmlformats.org/officeDocument/2006/relationships" xmlns:v="urn:schemas-microsoft-com:vml" xmlns:w="http://schemas.openxmlformats.org/wordprocessingml/2006/main" xmlns:w10="urn:schemas-microsoft-com:office:word" xmlns:wp="http://schemas.openxmlformats.org/drawingml/2006/wordprocessingDrawing" xmlns:pic="http://schemas.openxmlformats.org/drawingml/2006/picture" xmlns:wps="http://schemas.microsoft.com/office/word/2010/wordprocessingShape" xmlns:wpg="http://schemas.microsoft.com/office/word/2010/wordprocessingGroup" xmlns:mc="http://schemas.openxmlformats.org/markup-compatibility/2006" xmlns:wp14="http://schemas.microsoft.com/office/word/2010/wordprocessingDrawing" xmlns:w14="http://schemas.microsoft.com/office/word/2010/wordml" xmlns:w15="http://schemas.microsoft.com/office/word/2012/wordml" mc:Ignorable="w14 wp14 w15">
   <w:comment w:id="0" w:author="Unknown Author" w:date="2026-05-26T13:26:02Z" w:initials="">
     <w:p>
       <w:pPr>
-        <w:overflowPunct w:val="true"/>
-        <w:rPr/>
-      </w:pPr>
+        <w:overflowPunct w:val="false"/>
+        <w:rPr/>
+      </w:pPr>
+      <w:r>
+        <w:annotationRef/>
+      </w:r>
       <w:r>
         <w:rPr>
           <w:rFonts w:eastAsia="DejaVu Sans" w:cs="Noto Sans Arabic"/>
@@ -1648,7 +1684,7 @@
       </w:r>
       <w:r>
         <w:rPr>
-          <w:rFonts w:ascii="Liberation Serif" w:hAnsi="Liberation Serif" w:eastAsia="Noto Serif CJK SC" w:cs="Noto Sans Devanagari"/>
+          <w:rFonts w:eastAsia="Noto Serif CJK SC" w:cs="Noto Sans Devanagari" w:ascii="Liberation Serif" w:hAnsi="Liberation Serif"/>
           <w:color w:val="auto"/>
           <w:kern w:val="2"/>
           <w:sz w:val="24"/>
@@ -1670,9 +1706,12 @@
   <w:comment w:id="1" w:author="Unknown Author" w:date="2026-05-26T13:30:41Z" w:initials="">
     <w:p>
       <w:pPr>
-        <w:overflowPunct w:val="true"/>
-        <w:rPr/>
-      </w:pPr>
+        <w:overflowPunct w:val="false"/>
+        <w:rPr/>
+      </w:pPr>
+      <w:r>
+        <w:annotationRef/>
+      </w:r>
       <w:r>
         <w:rPr>
           <w:rFonts w:eastAsia="DejaVu Sans" w:cs="Noto Sans Arabic"/>
@@ -1694,12 +1733,12 @@
       <w:numFmt w:val="none"/>
       <w:suff w:val="nothing"/>
       <w:lvlText w:val="%1"/>
-      <w:lvlJc w:val="start"/>
+      <w:lvlJc w:val="left"/>
       <w:pPr>
         <w:tabs>
           <w:tab w:val="num" w:pos="0"/>
         </w:tabs>
-        <w:ind w:start="0" w:hanging="0"/>
+        <w:ind w:left="0" w:hanging="0"/>
       </w:pPr>
       <w:rPr/>
     </w:lvl>
@@ -1708,12 +1747,12 @@
       <w:numFmt w:val="none"/>
       <w:suff w:val="nothing"/>
       <w:lvlText w:val="%2"/>
-      <w:lvlJc w:val="start"/>
+      <w:lvlJc w:val="left"/>
       <w:pPr>
         <w:tabs>
           <w:tab w:val="num" w:pos="0"/>
         </w:tabs>
-        <w:ind w:start="0" w:hanging="0"/>
+        <w:ind w:left="0" w:hanging="0"/>
       </w:pPr>
       <w:rPr/>
     </w:lvl>
@@ -1722,12 +1761,12 @@
       <w:numFmt w:val="none"/>
       <w:suff w:val="nothing"/>
       <w:lvlText w:val="%3"/>
-      <w:lvlJc w:val="start"/>
+      <w:lvlJc w:val="left"/>
       <w:pPr>
         <w:tabs>
           <w:tab w:val="num" w:pos="0"/>
         </w:tabs>
-        <w:ind w:start="0" w:hanging="0"/>
+        <w:ind w:left="0" w:hanging="0"/>
       </w:pPr>
       <w:rPr/>
     </w:lvl>
@@ -1736,12 +1775,12 @@
       <w:numFmt w:val="none"/>
       <w:suff w:val="nothing"/>
       <w:lvlText w:val="%4"/>
-      <w:lvlJc w:val="start"/>
+      <w:lvlJc w:val="left"/>
       <w:pPr>
         <w:tabs>
           <w:tab w:val="num" w:pos="0"/>
         </w:tabs>
-        <w:ind w:start="0" w:hanging="0"/>
+        <w:ind w:left="0" w:hanging="0"/>
       </w:pPr>
       <w:rPr/>
     </w:lvl>
@@ -1750,12 +1789,12 @@
       <w:numFmt w:val="none"/>
       <w:suff w:val="nothing"/>
       <w:lvlText w:val="%5"/>
-      <w:lvlJc w:val="start"/>
+      <w:lvlJc w:val="left"/>
       <w:pPr>
         <w:tabs>
           <w:tab w:val="num" w:pos="0"/>
         </w:tabs>
-        <w:ind w:start="0" w:hanging="0"/>
+        <w:ind w:left="0" w:hanging="0"/>
       </w:pPr>
       <w:rPr/>
     </w:lvl>
@@ -1764,12 +1803,12 @@
       <w:numFmt w:val="none"/>
       <w:suff w:val="nothing"/>
       <w:lvlText w:val="%6"/>
-      <w:lvlJc w:val="start"/>
+      <w:lvlJc w:val="left"/>
       <w:pPr>
         <w:tabs>
           <w:tab w:val="num" w:pos="0"/>
         </w:tabs>
-        <w:ind w:start="0" w:hanging="0"/>
+        <w:ind w:left="0" w:hanging="0"/>
       </w:pPr>
       <w:rPr/>
     </w:lvl>
@@ -1778,12 +1817,12 @@
       <w:numFmt w:val="none"/>
       <w:suff w:val="nothing"/>
       <w:lvlText w:val="%7"/>
-      <w:lvlJc w:val="start"/>
+      <w:lvlJc w:val="left"/>
       <w:pPr>
         <w:tabs>
           <w:tab w:val="num" w:pos="0"/>
         </w:tabs>
-        <w:ind w:start="0" w:hanging="0"/>
+        <w:ind w:left="0" w:hanging="0"/>
       </w:pPr>
       <w:rPr/>
     </w:lvl>
@@ -1792,12 +1831,12 @@
       <w:numFmt w:val="none"/>
       <w:suff w:val="nothing"/>
       <w:lvlText w:val="%8"/>
-      <w:lvlJc w:val="start"/>
+      <w:lvlJc w:val="left"/>
       <w:pPr>
         <w:tabs>
           <w:tab w:val="num" w:pos="0"/>
         </w:tabs>
-        <w:ind w:start="0" w:hanging="0"/>
+        <w:ind w:left="0" w:hanging="0"/>
       </w:pPr>
       <w:rPr/>
     </w:lvl>
@@ -1806,12 +1845,12 @@
       <w:numFmt w:val="none"/>
       <w:suff w:val="nothing"/>
       <w:lvlText w:val="%9"/>
-      <w:lvlJc w:val="start"/>
+      <w:lvlJc w:val="left"/>
       <w:pPr>
         <w:tabs>
           <w:tab w:val="num" w:pos="0"/>
         </w:tabs>
-        <w:ind w:start="0" w:hanging="0"/>
+        <w:ind w:left="0" w:hanging="0"/>
       </w:pPr>
       <w:rPr/>
     </w:lvl>
@@ -1822,12 +1861,12 @@
       <w:numFmt w:val="none"/>
       <w:suff w:val="nothing"/>
       <w:lvlText w:val=""/>
-      <w:lvlJc w:val="start"/>
+      <w:lvlJc w:val="left"/>
       <w:pPr>
         <w:tabs>
           <w:tab w:val="num" w:pos="0"/>
         </w:tabs>
-        <w:ind w:start="0" w:hanging="0"/>
+        <w:ind w:left="0" w:hanging="0"/>
       </w:pPr>
     </w:lvl>
     <w:lvl w:ilvl="1">
@@ -1835,12 +1874,12 @@
       <w:numFmt w:val="none"/>
       <w:suff w:val="nothing"/>
       <w:lvlText w:val=""/>
-      <w:lvlJc w:val="start"/>
+      <w:lvlJc w:val="left"/>
       <w:pPr>
         <w:tabs>
           <w:tab w:val="num" w:pos="0"/>
         </w:tabs>
-        <w:ind w:start="0" w:hanging="0"/>
+        <w:ind w:left="0" w:hanging="0"/>
       </w:pPr>
     </w:lvl>
     <w:lvl w:ilvl="2">
@@ -1848,12 +1887,12 @@
       <w:numFmt w:val="none"/>
       <w:suff w:val="nothing"/>
       <w:lvlText w:val=""/>
-      <w:lvlJc w:val="start"/>
+      <w:lvlJc w:val="left"/>
       <w:pPr>
         <w:tabs>
           <w:tab w:val="num" w:pos="0"/>
         </w:tabs>
-        <w:ind w:start="0" w:hanging="0"/>
+        <w:ind w:left="0" w:hanging="0"/>
       </w:pPr>
     </w:lvl>
     <w:lvl w:ilvl="3">
@@ -1861,12 +1900,12 @@
       <w:numFmt w:val="none"/>
       <w:suff w:val="nothing"/>
       <w:lvlText w:val=""/>
-      <w:lvlJc w:val="start"/>
+      <w:lvlJc w:val="left"/>
       <w:pPr>
         <w:tabs>
           <w:tab w:val="num" w:pos="0"/>
         </w:tabs>
-        <w:ind w:start="0" w:hanging="0"/>
+        <w:ind w:left="0" w:hanging="0"/>
       </w:pPr>
     </w:lvl>
     <w:lvl w:ilvl="4">
@@ -1874,12 +1913,12 @@
       <w:numFmt w:val="none"/>
       <w:suff w:val="nothing"/>
       <w:lvlText w:val=""/>
-      <w:lvlJc w:val="start"/>
+      <w:lvlJc w:val="left"/>
       <w:pPr>
         <w:tabs>
           <w:tab w:val="num" w:pos="0"/>
         </w:tabs>
-        <w:ind w:start="0" w:hanging="0"/>
+        <w:ind w:left="0" w:hanging="0"/>
       </w:pPr>
     </w:lvl>
     <w:lvl w:ilvl="5">
@@ -1887,12 +1926,12 @@
       <w:numFmt w:val="none"/>
       <w:suff w:val="nothing"/>
       <w:lvlText w:val=""/>
-      <w:lvlJc w:val="start"/>
+      <w:lvlJc w:val="left"/>
       <w:pPr>
         <w:tabs>
           <w:tab w:val="num" w:pos="0"/>
         </w:tabs>
-        <w:ind w:start="0" w:hanging="0"/>
+        <w:ind w:left="0" w:hanging="0"/>
       </w:pPr>
     </w:lvl>
     <w:lvl w:ilvl="6">
@@ -1900,12 +1939,12 @@
       <w:numFmt w:val="none"/>
       <w:suff w:val="nothing"/>
       <w:lvlText w:val=""/>
-      <w:lvlJc w:val="start"/>
+      <w:lvlJc w:val="left"/>
       <w:pPr>
         <w:tabs>
           <w:tab w:val="num" w:pos="0"/>
         </w:tabs>
-        <w:ind w:start="0" w:hanging="0"/>
+        <w:ind w:left="0" w:hanging="0"/>
       </w:pPr>
     </w:lvl>
     <w:lvl w:ilvl="7">
@@ -1913,12 +1952,12 @@
       <w:numFmt w:val="none"/>
       <w:suff w:val="nothing"/>
       <w:lvlText w:val=""/>
-      <w:lvlJc w:val="start"/>
+      <w:lvlJc w:val="left"/>
       <w:pPr>
         <w:tabs>
           <w:tab w:val="num" w:pos="0"/>
         </w:tabs>
-        <w:ind w:start="0" w:hanging="0"/>
+        <w:ind w:left="0" w:hanging="0"/>
       </w:pPr>
     </w:lvl>
     <w:lvl w:ilvl="8">
@@ -1926,12 +1965,12 @@
       <w:numFmt w:val="none"/>
       <w:suff w:val="nothing"/>
       <w:lvlText w:val=""/>
-      <w:lvlJc w:val="start"/>
+      <w:lvlJc w:val="left"/>
       <w:pPr>
         <w:tabs>
           <w:tab w:val="num" w:pos="0"/>
         </w:tabs>
-        <w:ind w:start="0" w:hanging="0"/>
+        <w:ind w:left="0" w:hanging="0"/>
       </w:pPr>
     </w:lvl>
   </w:abstractNum>
@@ -1968,10 +2007,10 @@
     <w:pPr>
       <w:widowControl/>
       <w:suppressAutoHyphens w:val="true"/>
-      <w:overflowPunct w:val="false"/>
+      <w:overflowPunct w:val="true"/>
       <w:bidi w:val="0"/>
       <w:spacing w:before="0" w:after="0"/>
-      <w:jc w:val="start"/>
+      <w:jc w:val="left"/>
     </w:pPr>
     <w:rPr>
       <w:rFonts w:ascii="Liberation Serif" w:hAnsi="Liberation Serif" w:eastAsia="Noto Serif CJK SC" w:cs="Noto Sans Devanagari"/>
@@ -1983,7 +2022,7 @@
     </w:rPr>
   </w:style>
   <w:style w:type="paragraph" w:styleId="Heading1">
-    <w:name w:val="Heading 1"/>
+    <w:name w:val="heading 1"/>
     <w:basedOn w:val="Heading"/>
     <w:next w:val="BodyText"/>
     <w:qFormat/>
@@ -2054,7 +2093,7 @@
     </w:rPr>
   </w:style>
   <w:style w:type="paragraph" w:styleId="Caption">
-    <w:name w:val="Caption"/>
+    <w:name w:val="caption"/>
     <w:basedOn w:val="Normal"/>
     <w:qFormat/>
     <w:pPr>
@@ -2095,8 +2134,8 @@
       <w:szCs w:val="56"/>
     </w:rPr>
   </w:style>
-  <w:style w:type="paragraph" w:styleId="FrameContents">
-    <w:name w:val="Frame Contents"/>
+  <w:style w:type="paragraph" w:styleId="FrameContentsuser">
+    <w:name w:val="Frame Contents (user)"/>
     <w:basedOn w:val="Normal"/>
     <w:qFormat/>
     <w:pPr/>
@@ -2123,37 +2162,37 @@
         <a:srgbClr val="000000"/>
       </a:dk1>
       <a:lt1>
-        <a:srgbClr val="ffffff"/>
+        <a:srgbClr val="FFFFFF"/>
       </a:lt1>
       <a:dk2>
         <a:srgbClr val="000000"/>
       </a:dk2>
       <a:lt2>
-        <a:srgbClr val="ffffff"/>
+        <a:srgbClr val="FFFFFF"/>
       </a:lt2>
       <a:accent1>
-        <a:srgbClr val="18a303"/>
+        <a:srgbClr val="18A303"/>
       </a:accent1>
       <a:accent2>
-        <a:srgbClr val="0369a3"/>
+        <a:srgbClr val="0369A3"/>
       </a:accent2>
       <a:accent3>
-        <a:srgbClr val="a33e03"/>
+        <a:srgbClr val="A33E03"/>
       </a:accent3>
       <a:accent4>
-        <a:srgbClr val="8e03a3"/>
+        <a:srgbClr val="8E03A3"/>
       </a:accent4>
       <a:accent5>
-        <a:srgbClr val="c99c00"/>
+        <a:srgbClr val="C99C00"/>
       </a:accent5>
       <a:accent6>
-        <a:srgbClr val="c9211e"/>
+        <a:srgbClr val="C9211E"/>
       </a:accent6>
       <a:hlink>
-        <a:srgbClr val="0000ee"/>
+        <a:srgbClr val="0000EE"/>
       </a:hlink>
       <a:folHlink>
-        <a:srgbClr val="551a8b"/>
+        <a:srgbClr val="551A8B"/>
       </a:folHlink>
     </a:clrScheme>
     <a:fontScheme name="Office">
